--- a/reports/practice_report.docx
+++ b/reports/practice_report.docx
@@ -366,7 +366,16 @@
           <w:szCs w:val="28"/>
           <w:lang w:eastAsia="en-US" w:bidi="en-US"/>
         </w:rPr>
-        <w:t>Руководитель практики: _________________________________</w:t>
+        <w:t>Руководитель практики:</w:t>
+      </w:r>
+      <w:r>
+        <w:rPr>
+          <w:rFonts w:eastAsia="Times New Roman" w:cs="Times New Roman"/>
+          <w:color w:val="000000"/>
+          <w:szCs w:val="28"/>
+          <w:lang w:eastAsia="en-US" w:bidi="en-US"/>
+        </w:rPr>
+        <w:t xml:space="preserve"> И.В. Иванов</w:t>
       </w:r>
     </w:p>
     <w:p>
@@ -1291,15 +1300,7 @@
         <w:ind w:firstLine="709"/>
       </w:pPr>
       <w:r>
-        <w:t xml:space="preserve">Цели: Разработка прототипов модулей умного дома осуществляющих неинвазивный анализ </w:t>
-      </w:r>
-      <w:proofErr w:type="spellStart"/>
-      <w:r>
-        <w:t>биомаркеров</w:t>
-      </w:r>
-      <w:proofErr w:type="spellEnd"/>
-      <w:r>
-        <w:t xml:space="preserve"> человека и управляющих тепловым комфортом пользователей, находящихся в помещениях.</w:t>
+        <w:t>Цели: Разработка прототипов модулей умного дома осуществляющих неинвазивный анализ биомаркеров человека и управляющих тепловым комфортом пользователей, находящихся в помещениях.</w:t>
       </w:r>
     </w:p>
     <w:p>
@@ -1334,15 +1335,7 @@
         <w:ind w:firstLine="709"/>
       </w:pPr>
       <w:r>
-        <w:t xml:space="preserve">Разработка прототипа ПО, осуществляющего оптимальное управление тепловыми </w:t>
-      </w:r>
-      <w:proofErr w:type="spellStart"/>
-      <w:r>
-        <w:t>актуаторами</w:t>
-      </w:r>
-      <w:proofErr w:type="spellEnd"/>
-      <w:r>
-        <w:t>.</w:t>
+        <w:t>Разработка прототипа ПО, осуществляющего оптимальное управление тепловыми актуаторами.</w:t>
       </w:r>
     </w:p>
     <w:p>
@@ -1481,23 +1474,7 @@
         <w:ind w:firstLine="709"/>
       </w:pPr>
       <w:r>
-        <w:t xml:space="preserve">Вариативная часть задания включала в себя создание базовой структуры </w:t>
-      </w:r>
-      <w:proofErr w:type="spellStart"/>
-      <w:r>
-        <w:t>блокчейна</w:t>
-      </w:r>
-      <w:proofErr w:type="spellEnd"/>
-      <w:r>
-        <w:t xml:space="preserve"> на языке Java, включая расчет </w:t>
-      </w:r>
-      <w:proofErr w:type="spellStart"/>
-      <w:r>
-        <w:t>хеша</w:t>
-      </w:r>
-      <w:proofErr w:type="spellEnd"/>
-      <w:r>
-        <w:t xml:space="preserve"> через SHA-256 и базовый цикл майнинга. В качестве модификаций были добавлены транзакции, проверка авторства и </w:t>
+        <w:t xml:space="preserve">Вариативная часть задания включала в себя создание базовой структуры блокчейна на языке Java, включая расчет хеша через SHA-256 и базовый цикл майнинга. В качестве модификаций были добавлены транзакции, проверка авторства и </w:t>
       </w:r>
       <w:r>
         <w:rPr>
@@ -1572,15 +1549,7 @@
         <w:t xml:space="preserve">, </w:t>
       </w:r>
       <w:r>
-        <w:t xml:space="preserve">разработан статический веб-сайт в рамках базовой части задания, реализована базовая структура </w:t>
-      </w:r>
-      <w:proofErr w:type="spellStart"/>
-      <w:r>
-        <w:t>блокчейна</w:t>
-      </w:r>
-      <w:proofErr w:type="spellEnd"/>
-      <w:r>
-        <w:t xml:space="preserve"> на </w:t>
+        <w:t xml:space="preserve">разработан статический веб-сайт в рамках базовой части задания, реализована базовая структура блокчейна на </w:t>
       </w:r>
       <w:r>
         <w:rPr>
@@ -1737,14 +1706,12 @@
       <w:r>
         <w:t>-</w:t>
       </w:r>
-      <w:proofErr w:type="spellStart"/>
       <w:r>
         <w:rPr>
           <w:lang w:val="en-US"/>
         </w:rPr>
         <w:t>scm</w:t>
       </w:r>
-      <w:proofErr w:type="spellEnd"/>
       <w:r>
         <w:t>.</w:t>
       </w:r>
@@ -1832,14 +1799,12 @@
       <w:r>
         <w:t>/</w:t>
       </w:r>
-      <w:proofErr w:type="spellStart"/>
       <w:r>
         <w:rPr>
           <w:lang w:val="en-US"/>
         </w:rPr>
         <w:t>javase</w:t>
       </w:r>
-      <w:proofErr w:type="spellEnd"/>
       <w:r>
         <w:t>/ (дата обращения: 15.05.2026).</w:t>
       </w:r>
@@ -1891,14 +1856,12 @@
       <w:r>
         <w:t>.</w:t>
       </w:r>
-      <w:proofErr w:type="spellStart"/>
       <w:r>
         <w:rPr>
           <w:lang w:val="en-US"/>
         </w:rPr>
         <w:t>github</w:t>
       </w:r>
-      <w:proofErr w:type="spellEnd"/>
       <w:r>
         <w:t>.</w:t>
       </w:r>
@@ -1920,22 +1883,18 @@
           <w:numId w:val="24"/>
         </w:numPr>
       </w:pPr>
-      <w:proofErr w:type="spellStart"/>
       <w:r>
         <w:t>Сатоси</w:t>
       </w:r>
-      <w:proofErr w:type="spellEnd"/>
       <w:r>
         <w:rPr>
           <w:lang w:val="en-US"/>
         </w:rPr>
         <w:t xml:space="preserve"> </w:t>
       </w:r>
-      <w:proofErr w:type="spellStart"/>
       <w:r>
         <w:t>Накамото</w:t>
       </w:r>
-      <w:proofErr w:type="spellEnd"/>
       <w:r>
         <w:rPr>
           <w:lang w:val="en-US"/>
@@ -2033,14 +1992,12 @@
       <w:r>
         <w:t>://</w:t>
       </w:r>
-      <w:proofErr w:type="spellStart"/>
       <w:r>
         <w:rPr>
           <w:lang w:val="en-US"/>
         </w:rPr>
         <w:t>openjdk</w:t>
       </w:r>
-      <w:proofErr w:type="spellEnd"/>
       <w:r>
         <w:t>.</w:t>
       </w:r>
